--- a/ind/docx/57.content.docx
+++ b/ind/docx/57.content.docx
@@ -19,7 +19,7 @@
         <w:rPr>
           <w:lang w:val="id_ID" w:bidi="id_ID"/>
         </w:rPr>
-        <w:t>Resource: Tyndale Open Study Notes</w:t>
+        <w:t>Resource: Aquifer Open Study Notes (Book Intros)</w:t>
       </w:r>
       <w:r>
         <w:rPr>
@@ -112,7 +112,7 @@
         <w:rPr>
           <w:lang w:val="id_ID" w:bidi="id_ID"/>
         </w:rPr>
-        <w:t>Tyndale Open Study Notes</w:t>
+        <w:t>Aquifer Open Study Notes (Book Intros)</w:t>
       </w:r>
     </w:p>
     <w:p>

--- a/ind/docx/57.content.docx
+++ b/ind/docx/57.content.docx
@@ -311,36 +311,24 @@
         </w:rPr>
         <w:t>Paulus mendorong Filemon untuk memperlakukan Onesimus bukan lagi hanya sebagai budak, tetapi sebagai saudara sejati dalam Kristus. Dengan menggunakan pembukaan seperti lazimnya (</w:t>
       </w:r>
-      <w:hyperlink r:id="rId13">
-        <w:r>
-          <w:rPr>
-            <w:lang w:val="id_ID" w:bidi="id_ID"/>
-          </w:rPr>
-          <w:rPr>
-            <w:color w:val="0000EE"/>
-            <w:u w:val="single"/>
-          </w:rPr>
-          <w:t>Flm. 1:1–3</w:t>
-        </w:r>
-      </w:hyperlink>
+      <w:r>
+        <w:rPr>
+          <w:lang w:val="id_ID" w:bidi="id_ID"/>
+        </w:rPr>
+        <w:t>Flm. 1:1–3</w:t>
+      </w:r>
       <w:r>
         <w:rPr>
           <w:lang w:val="id_ID" w:bidi="id_ID"/>
         </w:rPr>
         <w:t>), Paulus memperkenalkan dirinya, menyapa Filemon, keluarganya, dan gereja yang berkumpul di rumah mereka, serta memohonkan kasih karunia dan damai sejahtera atas mereka. Paulus kemudian mengucap syukur kepada Allah untuk Filemon, terutama atas kepercayaannya kepada Tuhan Yesus dan kasih yang telah ditunjukkannya kepada begitu banyak umat Allah (</w:t>
       </w:r>
-      <w:hyperlink r:id="rId14">
-        <w:r>
-          <w:rPr>
-            <w:lang w:val="id_ID" w:bidi="id_ID"/>
-          </w:rPr>
-          <w:rPr>
-            <w:color w:val="0000EE"/>
-            <w:u w:val="single"/>
-          </w:rPr>
-          <w:t>Flm. 1:4–7</w:t>
-        </w:r>
-      </w:hyperlink>
+      <w:r>
+        <w:rPr>
+          <w:lang w:val="id_ID" w:bidi="id_ID"/>
+        </w:rPr>
+        <w:t>Flm. 1:4–7</w:t>
+      </w:r>
       <w:r>
         <w:rPr>
           <w:lang w:val="id_ID" w:bidi="id_ID"/>
@@ -361,18 +349,12 @@
         </w:rPr>
         <w:t>Paulus kemudian mengajukan permohonan untuk Onesimus (</w:t>
       </w:r>
-      <w:hyperlink r:id="rId15">
-        <w:r>
-          <w:rPr>
-            <w:lang w:val="id_ID" w:bidi="id_ID"/>
-          </w:rPr>
-          <w:rPr>
-            <w:color w:val="0000EE"/>
-            <w:u w:val="single"/>
-          </w:rPr>
-          <w:t>Flm. 1:8–22</w:t>
-        </w:r>
-      </w:hyperlink>
+      <w:r>
+        <w:rPr>
+          <w:lang w:val="id_ID" w:bidi="id_ID"/>
+        </w:rPr>
+        <w:t>Flm. 1:8–22</w:t>
+      </w:r>
       <w:r>
         <w:rPr>
           <w:lang w:val="id_ID" w:bidi="id_ID"/>
@@ -393,18 +375,12 @@
         </w:rPr>
         <w:t>Surat itu diakhiri dengan cara yang umum (</w:t>
       </w:r>
-      <w:hyperlink r:id="rId16">
-        <w:r>
-          <w:rPr>
-            <w:lang w:val="id_ID" w:bidi="id_ID"/>
-          </w:rPr>
-          <w:rPr>
-            <w:color w:val="0000EE"/>
-            <w:u w:val="single"/>
-          </w:rPr>
-          <w:t>Flm. 1:23–25</w:t>
-        </w:r>
-      </w:hyperlink>
+      <w:r>
+        <w:rPr>
+          <w:lang w:val="id_ID" w:bidi="id_ID"/>
+        </w:rPr>
+        <w:t>Flm. 1:23–25</w:t>
+      </w:r>
       <w:r>
         <w:rPr>
           <w:lang w:val="id_ID" w:bidi="id_ID"/>
@@ -526,36 +502,24 @@
         </w:rPr>
         <w:t xml:space="preserve">Di gereja Kristus, tradisi perbedaan tingkat sosial, seperti hubungan antara budak dan tuan, harus dihilangkan. Kita harus menunjukkan kasih yang tulus kepada semua orang Kristen, terlepas dari status ekonomi, budaya, pendidikan, etnis, atau jenis kelamin mereka (lihat </w:t>
       </w:r>
-      <w:hyperlink r:id="rId17">
-        <w:r>
-          <w:rPr>
-            <w:lang w:val="id_ID" w:bidi="id_ID"/>
-          </w:rPr>
-          <w:rPr>
-            <w:color w:val="0000EE"/>
-            <w:u w:val="single"/>
-          </w:rPr>
-          <w:t>Gal. 3:28</w:t>
-        </w:r>
-      </w:hyperlink>
+      <w:r>
+        <w:rPr>
+          <w:lang w:val="id_ID" w:bidi="id_ID"/>
+        </w:rPr>
+        <w:t>Gal. 3:28</w:t>
+      </w:r>
       <w:r>
         <w:rPr>
           <w:lang w:val="id_ID" w:bidi="id_ID"/>
         </w:rPr>
         <w:t xml:space="preserve">; </w:t>
       </w:r>
-      <w:hyperlink r:id="rId18">
-        <w:r>
-          <w:rPr>
-            <w:lang w:val="id_ID" w:bidi="id_ID"/>
-          </w:rPr>
-          <w:rPr>
-            <w:color w:val="0000EE"/>
-            <w:u w:val="single"/>
-          </w:rPr>
-          <w:t>Kol. 3:11</w:t>
-        </w:r>
-      </w:hyperlink>
+      <w:r>
+        <w:rPr>
+          <w:lang w:val="id_ID" w:bidi="id_ID"/>
+        </w:rPr>
+        <w:t>Kol. 3:11</w:t>
+      </w:r>
       <w:r>
         <w:rPr>
           <w:lang w:val="id_ID" w:bidi="id_ID"/>
